--- a/PRISM/PRISM_BITS_Project_Outline_v4.docx
+++ b/PRISM/PRISM_BITS_Project_Outline_v4.docx
@@ -466,7 +466,7 @@
           <w:r>
             <w:fldChar w:fldCharType="separate"/>
           </w:r>
-          <w:hyperlink w:anchor="_Toc244119938" w:history="1">
+          <w:hyperlink w:anchor="_Toc244121241" w:history="1">
             <w:r>
               <w:rPr>
                 <w:rStyle w:val="Hyperlink"/>
@@ -493,7 +493,7 @@
                 <w:noProof/>
                 <w:webHidden/>
               </w:rPr>
-              <w:instrText xml:space="preserve"> PAGEREF _Toc244119938 \h </w:instrText>
+              <w:instrText xml:space="preserve"> PAGEREF _Toc244121241 \h </w:instrText>
             </w:r>
             <w:r>
               <w:rPr>
@@ -538,7 +538,7 @@
               <w14:ligatures w14:val="standardContextual"/>
             </w:rPr>
           </w:pPr>
-          <w:hyperlink w:anchor="_Toc244119939" w:history="1">
+          <w:hyperlink w:anchor="_Toc244121242" w:history="1">
             <w:r>
               <w:rPr>
                 <w:rStyle w:val="Hyperlink"/>
@@ -565,7 +565,7 @@
                 <w:noProof/>
                 <w:webHidden/>
               </w:rPr>
-              <w:instrText xml:space="preserve"> PAGEREF _Toc244119939 \h </w:instrText>
+              <w:instrText xml:space="preserve"> PAGEREF _Toc244121242 \h </w:instrText>
             </w:r>
             <w:r>
               <w:rPr>
@@ -610,7 +610,7 @@
               <w14:ligatures w14:val="standardContextual"/>
             </w:rPr>
           </w:pPr>
-          <w:hyperlink w:anchor="_Toc244119940" w:history="1">
+          <w:hyperlink w:anchor="_Toc244121243" w:history="1">
             <w:r>
               <w:rPr>
                 <w:rStyle w:val="Hyperlink"/>
@@ -637,7 +637,7 @@
                 <w:noProof/>
                 <w:webHidden/>
               </w:rPr>
-              <w:instrText xml:space="preserve"> PAGEREF _Toc244119940 \h </w:instrText>
+              <w:instrText xml:space="preserve"> PAGEREF _Toc244121243 \h </w:instrText>
             </w:r>
             <w:r>
               <w:rPr>
@@ -682,7 +682,7 @@
               <w14:ligatures w14:val="standardContextual"/>
             </w:rPr>
           </w:pPr>
-          <w:hyperlink w:anchor="_Toc244119941" w:history="1">
+          <w:hyperlink w:anchor="_Toc244121244" w:history="1">
             <w:r>
               <w:rPr>
                 <w:rStyle w:val="Hyperlink"/>
@@ -709,7 +709,7 @@
                 <w:noProof/>
                 <w:webHidden/>
               </w:rPr>
-              <w:instrText xml:space="preserve"> PAGEREF _Toc244119941 \h </w:instrText>
+              <w:instrText xml:space="preserve"> PAGEREF _Toc244121244 \h </w:instrText>
             </w:r>
             <w:r>
               <w:rPr>
@@ -754,7 +754,7 @@
               <w14:ligatures w14:val="standardContextual"/>
             </w:rPr>
           </w:pPr>
-          <w:hyperlink w:anchor="_Toc244119942" w:history="1">
+          <w:hyperlink w:anchor="_Toc244121245" w:history="1">
             <w:r>
               <w:rPr>
                 <w:rStyle w:val="Hyperlink"/>
@@ -781,7 +781,7 @@
                 <w:noProof/>
                 <w:webHidden/>
               </w:rPr>
-              <w:instrText xml:space="preserve"> PAGEREF _Toc244119942 \h </w:instrText>
+              <w:instrText xml:space="preserve"> PAGEREF _Toc244121245 \h </w:instrText>
             </w:r>
             <w:r>
               <w:rPr>
@@ -826,7 +826,7 @@
               <w14:ligatures w14:val="standardContextual"/>
             </w:rPr>
           </w:pPr>
-          <w:hyperlink w:anchor="_Toc244119943" w:history="1">
+          <w:hyperlink w:anchor="_Toc244121246" w:history="1">
             <w:r>
               <w:rPr>
                 <w:rStyle w:val="Hyperlink"/>
@@ -853,7 +853,7 @@
                 <w:noProof/>
                 <w:webHidden/>
               </w:rPr>
-              <w:instrText xml:space="preserve"> PAGEREF _Toc244119943 \h </w:instrText>
+              <w:instrText xml:space="preserve"> PAGEREF _Toc244121246 \h </w:instrText>
             </w:r>
             <w:r>
               <w:rPr>
@@ -898,7 +898,7 @@
               <w14:ligatures w14:val="standardContextual"/>
             </w:rPr>
           </w:pPr>
-          <w:hyperlink w:anchor="_Toc244119944" w:history="1">
+          <w:hyperlink w:anchor="_Toc244121247" w:history="1">
             <w:r>
               <w:rPr>
                 <w:rStyle w:val="Hyperlink"/>
@@ -925,7 +925,7 @@
                 <w:noProof/>
                 <w:webHidden/>
               </w:rPr>
-              <w:instrText xml:space="preserve"> PAGEREF _Toc244119944 \h </w:instrText>
+              <w:instrText xml:space="preserve"> PAGEREF _Toc244121247 \h </w:instrText>
             </w:r>
             <w:r>
               <w:rPr>
@@ -970,7 +970,7 @@
               <w14:ligatures w14:val="standardContextual"/>
             </w:rPr>
           </w:pPr>
-          <w:hyperlink w:anchor="_Toc244119945" w:history="1">
+          <w:hyperlink w:anchor="_Toc244121248" w:history="1">
             <w:r>
               <w:rPr>
                 <w:rStyle w:val="Hyperlink"/>
@@ -997,7 +997,7 @@
                 <w:noProof/>
                 <w:webHidden/>
               </w:rPr>
-              <w:instrText xml:space="preserve"> PAGEREF _Toc244119945 \h </w:instrText>
+              <w:instrText xml:space="preserve"> PAGEREF _Toc244121248 \h </w:instrText>
             </w:r>
             <w:r>
               <w:rPr>
@@ -1056,7 +1056,7 @@
       <w:pPr>
         <w:pStyle w:val="Heading1"/>
       </w:pPr>
-      <w:bookmarkStart w:id="0" w:name="_Toc244119938"/>
+      <w:bookmarkStart w:id="0" w:name="_Toc244121241"/>
       <w:r>
         <w:lastRenderedPageBreak/>
         <w:t>1. Broad Area of Work</w:t>
@@ -1120,7 +1120,7 @@
       <w:pPr>
         <w:pStyle w:val="Heading1"/>
       </w:pPr>
-      <w:bookmarkStart w:id="1" w:name="_Toc244119939"/>
+      <w:bookmarkStart w:id="1" w:name="_Toc244121242"/>
       <w:r>
         <w:t>2. Background</w:t>
       </w:r>
@@ -1655,7 +1655,7 @@
       <w:pPr>
         <w:pStyle w:val="Heading1"/>
       </w:pPr>
-      <w:bookmarkStart w:id="2" w:name="_Toc244119940"/>
+      <w:bookmarkStart w:id="2" w:name="_Toc244121243"/>
       <w:r>
         <w:t>3. Objectives</w:t>
       </w:r>
@@ -1737,7 +1737,7 @@
       <w:pPr>
         <w:pStyle w:val="Heading1"/>
       </w:pPr>
-      <w:bookmarkStart w:id="3" w:name="_Toc244119941"/>
+      <w:bookmarkStart w:id="3" w:name="_Toc244121244"/>
       <w:r>
         <w:t>4. Scope of Work</w:t>
       </w:r>
@@ -2333,7 +2333,7 @@
       <w:pPr>
         <w:pStyle w:val="Heading1"/>
       </w:pPr>
-      <w:bookmarkStart w:id="4" w:name="_Toc244119942"/>
+      <w:bookmarkStart w:id="4" w:name="_Toc244121245"/>
       <w:r>
         <w:t>5. Plan of Work</w:t>
       </w:r>
@@ -2478,7 +2478,7 @@
               <w:rPr>
                 <w:szCs w:val="24"/>
               </w:rPr>
-              <w:t>1. Literature review and problem definition (Weeks 1–2)</w:t>
+              <w:t xml:space="preserve">1. Literature review and problem definition </w:t>
             </w:r>
           </w:p>
         </w:tc>
@@ -2540,14 +2540,12 @@
               </w:rPr>
               <w:t xml:space="preserve">Review sentence embeddings, cross-encoders, traceability, change-risk prediction, and synthetic benchmark design; </w:t>
             </w:r>
-            <w:proofErr w:type="spellStart"/>
-            <w:r>
-              <w:rPr>
-                <w:szCs w:val="24"/>
-              </w:rPr>
-              <w:t>analyse</w:t>
-            </w:r>
-            <w:proofErr w:type="spellEnd"/>
+            <w:r>
+              <w:rPr>
+                <w:szCs w:val="24"/>
+              </w:rPr>
+              <w:t>analyze</w:t>
+            </w:r>
             <w:r>
               <w:rPr>
                 <w:szCs w:val="24"/>
@@ -2598,7 +2596,7 @@
               <w:rPr>
                 <w:szCs w:val="24"/>
               </w:rPr>
-              <w:t>2. Synthetic benchmark design (Weeks 3–5)</w:t>
+              <w:t>2. Synthetic benchmark design</w:t>
             </w:r>
           </w:p>
         </w:tc>
@@ -2714,7 +2712,7 @@
               <w:rPr>
                 <w:szCs w:val="24"/>
               </w:rPr>
-              <w:t>3. Semantic and lexical alignment (Weeks 6–8)</w:t>
+              <w:t>3. Semantic and lexical alignment</w:t>
             </w:r>
           </w:p>
         </w:tc>
@@ -2827,7 +2825,7 @@
                 <w:szCs w:val="24"/>
               </w:rPr>
               <w:lastRenderedPageBreak/>
-              <w:t>calibrated classification (Weeks 9–11)</w:t>
+              <w:t>calibrated classification</w:t>
             </w:r>
           </w:p>
         </w:tc>
@@ -2976,7 +2974,7 @@
                 <w:szCs w:val="24"/>
               </w:rPr>
               <w:lastRenderedPageBreak/>
-              <w:t>5. Risk prediction (Weeks 12–13)</w:t>
+              <w:t>5. Risk prediction</w:t>
             </w:r>
           </w:p>
         </w:tc>
@@ -3076,7 +3074,7 @@
               <w:rPr>
                 <w:szCs w:val="24"/>
               </w:rPr>
-              <w:t>6. Evaluation, prototype, and documentation (Weeks 14–16)</w:t>
+              <w:t>6. Evaluation, prototype, and documentation</w:t>
             </w:r>
           </w:p>
         </w:tc>
@@ -3164,7 +3162,7 @@
       <w:pPr>
         <w:pStyle w:val="Heading1"/>
       </w:pPr>
-      <w:bookmarkStart w:id="5" w:name="_Toc244119943"/>
+      <w:bookmarkStart w:id="5" w:name="_Toc244121246"/>
       <w:r>
         <w:t>6. Literature References</w:t>
       </w:r>
@@ -3367,7 +3365,7 @@
       <w:pPr>
         <w:pStyle w:val="Heading1"/>
       </w:pPr>
-      <w:bookmarkStart w:id="6" w:name="_Toc244119944"/>
+      <w:bookmarkStart w:id="6" w:name="_Toc244121247"/>
       <w:r>
         <w:t xml:space="preserve">7. </w:t>
       </w:r>
@@ -3889,7 +3887,7 @@
       <w:pPr>
         <w:pStyle w:val="Heading1"/>
       </w:pPr>
-      <w:bookmarkStart w:id="7" w:name="_Toc244119945"/>
+      <w:bookmarkStart w:id="7" w:name="_Toc244121248"/>
       <w:r>
         <w:t>8. Remarks of the Supervisor</w:t>
       </w:r>
